--- a/String Mathematics/Syllabus-Learning/module-3/String-Mathematics-Module-3-Tuned-Comparisons.docx
+++ b/String Mathematics/Syllabus-Learning/module-3/String-Mathematics-Module-3-Tuned-Comparisons.docx
@@ -187,7 +187,7 @@
         <w:t xml:space="preserve"> </w:t>
       </w:r>
       <w:r>
-        <w:t xml:space="preserve">1</w:t>
+        <w:t xml:space="preserve">2</w:t>
       </w:r>
     </w:p>
     <w:sdt>
@@ -243,7 +243,7 @@
           <w:bCs/>
           <w:b/>
         </w:rPr>
-        <w:t xml:space="preserve">Version 1.</w:t>
+        <w:t xml:space="preserve">Version 2.</w:t>
       </w:r>
       <w:r>
         <w:t xml:space="preserve"> </w:t>
@@ -8624,7 +8624,7 @@
     </w:p>
     <w:bookmarkEnd w:id="57"/>
     <w:bookmarkEnd w:id="58"/>
-    <w:bookmarkStart w:id="59" w:name="Xb9d0db73918425f657b10df6b493f496bc1d3ed"/>
+    <w:bookmarkStart w:id="62" w:name="Xb9d0db73918425f657b10df6b493f496bc1d3ed"/>
     <w:p>
       <w:pPr>
         <w:pStyle w:val="Heading1"/>
@@ -8993,9 +8993,253 @@
         <w:t xml:space="preserve">Three lists identical, one disjoint. Honest count: two independent arguments, not four.</w:t>
       </w:r>
     </w:p>
+    <w:bookmarkStart w:id="60" w:name="Xe7ce92c4ffdbe43bd81c0ee479bba345390d281"/>
+    <w:p>
+      <w:pPr>
+        <w:pStyle w:val="Heading2"/>
+      </w:pPr>
+      <w:r>
+        <w:t xml:space="preserve">7.1 The same problem when counting evidence, not proofs</w:t>
+      </w:r>
+    </w:p>
+    <w:p>
+      <w:pPr>
+        <w:pStyle w:val="FirstParagraph"/>
+      </w:pPr>
+      <w:r>
+        <w:t xml:space="preserve">The procedure above compares</w:t>
+      </w:r>
+      <w:r>
+        <w:t xml:space="preserve"> </w:t>
+      </w:r>
+      <w:r>
+        <w:rPr>
+          <w:iCs/>
+          <w:i/>
+        </w:rPr>
+        <w:t xml:space="preserve">arguments</w:t>
+      </w:r>
+      <w:r>
+        <w:t xml:space="preserve">. The identical failure occurs when counting</w:t>
+      </w:r>
+      <w:r>
+        <w:t xml:space="preserve"> </w:t>
+      </w:r>
+      <w:r>
+        <w:rPr>
+          <w:iCs/>
+          <w:i/>
+        </w:rPr>
+        <w:t xml:space="preserve">evidence</w:t>
+      </w:r>
+      <w:r>
+        <w:t xml:space="preserve">, and there it has a one-line test.</w:t>
+      </w:r>
+    </w:p>
     <w:p>
       <w:pPr>
         <w:pStyle w:val="BodyText"/>
+      </w:pPr>
+      <w:r>
+        <w:t xml:space="preserve">Suppose several independent mechanisms all point at one conclusion.</w:t>
+      </w:r>
+      <w:r>
+        <w:t xml:space="preserve"> </w:t>
+      </w:r>
+      <w:r>
+        <w:rPr>
+          <w:bCs/>
+          <w:b/>
+        </w:rPr>
+        <w:t xml:space="preserve">It is tempting to count them as several pieces of evidence. Usually they are one.</w:t>
+      </w:r>
+    </w:p>
+    <w:p>
+      <w:pPr>
+        <w:pStyle w:val="Heading3"/>
+      </w:pPr>
+      <w:bookmarkStart w:id="59" w:name="test-before-counting"/>
+      <w:r>
+        <w:t xml:space="preserve">Test before counting</w:t>
+      </w:r>
+      <w:bookmarkEnd w:id="59"/>
+    </w:p>
+    <w:p>
+      <w:pPr>
+        <w:pStyle w:val="BlockText"/>
+      </w:pPr>
+      <w:r>
+        <w:rPr>
+          <w:bCs/>
+          <w:b/>
+        </w:rPr>
+        <w:t xml:space="preserve">Is this a new</w:t>
+      </w:r>
+      <w:r>
+        <w:rPr>
+          <w:bCs/>
+          <w:b/>
+        </w:rPr>
+        <w:t xml:space="preserve"> </w:t>
+      </w:r>
+      <w:r>
+        <w:rPr>
+          <w:iCs/>
+          <w:i/>
+          <w:bCs/>
+          <w:b/>
+        </w:rPr>
+        <w:t xml:space="preserve">look</w:t>
+      </w:r>
+      <w:r>
+        <w:rPr>
+          <w:bCs/>
+          <w:b/>
+        </w:rPr>
+        <w:t xml:space="preserve"> </w:t>
+      </w:r>
+      <w:r>
+        <w:rPr>
+          <w:bCs/>
+          <w:b/>
+        </w:rPr>
+        <w:t xml:space="preserve">at the world, or a second</w:t>
+      </w:r>
+      <w:r>
+        <w:rPr>
+          <w:bCs/>
+          <w:b/>
+        </w:rPr>
+        <w:t xml:space="preserve"> </w:t>
+      </w:r>
+      <w:r>
+        <w:rPr>
+          <w:iCs/>
+          <w:i/>
+          <w:bCs/>
+          <w:b/>
+        </w:rPr>
+        <w:t xml:space="preserve">story</w:t>
+      </w:r>
+      <w:r>
+        <w:rPr>
+          <w:bCs/>
+          <w:b/>
+        </w:rPr>
+        <w:t xml:space="preserve"> </w:t>
+      </w:r>
+      <w:r>
+        <w:rPr>
+          <w:bCs/>
+          <w:b/>
+        </w:rPr>
+        <w:t xml:space="preserve">about the same look?</w:t>
+      </w:r>
+      <w:r>
+        <w:t xml:space="preserve"> </w:t>
+      </w:r>
+      <w:r>
+        <w:rPr>
+          <w:bCs/>
+          <w:b/>
+        </w:rPr>
+        <w:t xml:space="preserve">Only the first goes in the tally.</w:t>
+      </w:r>
+    </w:p>
+    <w:p>
+      <w:pPr>
+        <w:numPr>
+          <w:ilvl w:val="0"/>
+          <w:numId w:val="1006"/>
+        </w:numPr>
+        <w:pStyle w:val="Compact"/>
+      </w:pPr>
+      <w:r>
+        <w:rPr>
+          <w:bCs/>
+          <w:b/>
+        </w:rPr>
+        <w:t xml:space="preserve">Independent observations add weight.</w:t>
+      </w:r>
+      <w:r>
+        <w:t xml:space="preserve"> </w:t>
+      </w:r>
+      <w:r>
+        <w:t xml:space="preserve">Two people running two different tests on the same object have genuinely looked twice.</w:t>
+      </w:r>
+    </w:p>
+    <w:p>
+      <w:pPr>
+        <w:numPr>
+          <w:ilvl w:val="0"/>
+          <w:numId w:val="1006"/>
+        </w:numPr>
+        <w:pStyle w:val="Compact"/>
+      </w:pPr>
+      <w:r>
+        <w:rPr>
+          <w:bCs/>
+          <w:b/>
+        </w:rPr>
+        <w:t xml:space="preserve">Independent mechanisms explaining one observation add robustness, not weight.</w:t>
+      </w:r>
+      <w:r>
+        <w:t xml:space="preserve"> </w:t>
+      </w:r>
+      <w:r>
+        <w:t xml:space="preserve">The conclusion survives if one explanation is wrong — which is worth something — but</w:t>
+      </w:r>
+      <w:r>
+        <w:t xml:space="preserve"> </w:t>
+      </w:r>
+      <w:r>
+        <w:rPr>
+          <w:bCs/>
+          <w:b/>
+        </w:rPr>
+        <w:t xml:space="preserve">you have not seen anything twice.</w:t>
+      </w:r>
+    </w:p>
+    <w:p>
+      <w:pPr>
+        <w:pStyle w:val="FirstParagraph"/>
+      </w:pPr>
+      <w:r>
+        <w:rPr>
+          <w:bCs/>
+          <w:b/>
+        </w:rPr>
+        <w:t xml:space="preserve">Robustness and weight are different quantities, and a narrative runs them together</w:t>
+      </w:r>
+      <w:r>
+        <w:t xml:space="preserve">: describing one event through two mechanisms makes it feel like two events. The test above is what separates them, and it can be applied in the moment rather than reconstructed afterwards.</w:t>
+      </w:r>
+    </w:p>
+    <w:p>
+      <w:pPr>
+        <w:pStyle w:val="BodyText"/>
+      </w:pPr>
+      <w:r>
+        <w:rPr>
+          <w:iCs/>
+          <w:i/>
+        </w:rPr>
+        <w:t xml:space="preserve">This section exists because the author of this syllabus committed exactly that error while arguing an unrelated point, described a single bad outcome through two different failure mechanisms, and reported the result as if it were two findings.</w:t>
+      </w:r>
+    </w:p>
+    <w:bookmarkEnd w:id="60"/>
+    <w:bookmarkStart w:id="61" w:name="a-note-on-the-two-halves"/>
+    <w:p>
+      <w:pPr>
+        <w:pStyle w:val="Heading2"/>
+      </w:pPr>
+      <w:r>
+        <w:t xml:space="preserve">7.2 A note on the two halves</w:t>
+      </w:r>
+    </w:p>
+    <w:p>
+      <w:pPr>
+        <w:pStyle w:val="FirstParagraph"/>
       </w:pPr>
       <w:r>
         <w:rPr>
@@ -9044,8 +9288,9 @@
         </w:pict>
       </w:r>
     </w:p>
-    <w:bookmarkEnd w:id="59"/>
-    <w:bookmarkStart w:id="62" w:name="exercises"/>
+    <w:bookmarkEnd w:id="61"/>
+    <w:bookmarkEnd w:id="62"/>
+    <w:bookmarkStart w:id="65" w:name="exercises"/>
     <w:p>
       <w:pPr>
         <w:pStyle w:val="Heading1"/>
@@ -9054,7 +9299,7 @@
         <w:t xml:space="preserve">8. Exercises</w:t>
       </w:r>
     </w:p>
-    <w:bookmarkStart w:id="60" w:name="problems"/>
+    <w:bookmarkStart w:id="63" w:name="problems"/>
     <w:p>
       <w:pPr>
         <w:pStyle w:val="Heading2"/>
@@ -9660,8 +9905,8 @@
         <w:t xml:space="preserve">produce a rule with no irrational numbers in it, when both tunings are irrational?</w:t>
       </w:r>
     </w:p>
-    <w:bookmarkEnd w:id="60"/>
-    <w:bookmarkStart w:id="61" w:name="answers"/>
+    <w:bookmarkEnd w:id="63"/>
+    <w:bookmarkStart w:id="64" w:name="answers"/>
     <w:p>
       <w:pPr>
         <w:pStyle w:val="Heading2"/>
@@ -10771,9 +11016,9 @@
         </w:pict>
       </w:r>
     </w:p>
-    <w:bookmarkEnd w:id="61"/>
-    <w:bookmarkEnd w:id="62"/>
-    <w:bookmarkStart w:id="63" w:name="glossary-notation-and-status"/>
+    <w:bookmarkEnd w:id="64"/>
+    <w:bookmarkEnd w:id="65"/>
+    <w:bookmarkStart w:id="66" w:name="glossary-notation-and-status"/>
     <w:p>
       <w:pPr>
         <w:pStyle w:val="Heading1"/>
@@ -11798,8 +12043,8 @@
         </w:pict>
       </w:r>
     </w:p>
-    <w:bookmarkEnd w:id="63"/>
-    <w:bookmarkStart w:id="64" w:name="looking-ahead"/>
+    <w:bookmarkEnd w:id="66"/>
+    <w:bookmarkStart w:id="67" w:name="looking-ahead"/>
     <w:p>
       <w:pPr>
         <w:pStyle w:val="Heading1"/>
@@ -11973,10 +12218,10 @@
           <w:iCs/>
           <w:i/>
         </w:rPr>
-        <w:t xml:space="preserve">End of Module 3, Version 1.</w:t>
-      </w:r>
-    </w:p>
-    <w:bookmarkEnd w:id="64"/>
+        <w:t xml:space="preserve">End of Module 3, Version 2.</w:t>
+      </w:r>
+    </w:p>
+    <w:bookmarkEnd w:id="67"/>
     <w:sectPr/>
   </w:body>
 </w:document>
@@ -12315,6 +12560,9 @@
     <w:lvlOverride w:ilvl="8">
       <w:startOverride w:val="1"/>
     </w:lvlOverride>
+  </w:num>
+  <w:num w:numId="1006">
+    <w:abstractNumId w:val="991"/>
   </w:num>
 </w:numbering>
 </file>

--- a/String Mathematics/Syllabus-Learning/module-3/String-Mathematics-Module-3-Tuned-Comparisons.docx
+++ b/String Mathematics/Syllabus-Learning/module-3/String-Mathematics-Module-3-Tuned-Comparisons.docx
@@ -187,7 +187,7 @@
         <w:t xml:space="preserve"> </w:t>
       </w:r>
       <w:r>
-        <w:t xml:space="preserve">2</w:t>
+        <w:t xml:space="preserve">3</w:t>
       </w:r>
     </w:p>
     <w:sdt>
@@ -243,13 +243,13 @@
           <w:bCs/>
           <w:b/>
         </w:rPr>
-        <w:t xml:space="preserve">Version 2.</w:t>
-      </w:r>
-      <w:r>
-        <w:t xml:space="preserve"> </w:t>
-      </w:r>
-      <w:r>
-        <w:t xml:space="preserve">Prerequisite: Modules 1 and 2.</w:t>
+        <w:t xml:space="preserve">Version 3.</w:t>
+      </w:r>
+      <w:r>
+        <w:t xml:space="preserve"> </w:t>
+      </w:r>
+      <w:r>
+        <w:t xml:space="preserve">Prerequisite: Modules 1 and 2. See §11 for the revision history.</w:t>
       </w:r>
     </w:p>
     <w:p>
@@ -2444,13 +2444,42 @@
       <w:tblPr>
         <w:tblStyle w:val="Table"/>
         <w:tblW w:type="pct" w:w="5000"/>
-        <w:tblLook w:firstRow="0" w:lastRow="0" w:firstColumn="0" w:lastColumn="0" w:noHBand="0" w:noVBand="0" w:val="0000"/>
+        <w:tblLook w:firstRow="1" w:lastRow="0" w:firstColumn="0" w:lastColumn="0" w:noHBand="0" w:noVBand="0" w:val="0020"/>
         <w:jc w:val="start"/>
       </w:tblPr>
       <w:tblGrid>
         <w:gridCol w:w="3960"/>
         <w:gridCol w:w="3960"/>
       </w:tblGrid>
+      <w:tr>
+        <w:trPr>
+          <w:tblHeader w:val="true"/>
+        </w:trPr>
+        <w:tc>
+          <w:tcPr/>
+          <w:p>
+            <w:pPr>
+              <w:pStyle w:val="Compact"/>
+              <w:jc w:val="left"/>
+            </w:pPr>
+            <w:r>
+              <w:t xml:space="preserve">Level</w:t>
+            </w:r>
+          </w:p>
+        </w:tc>
+        <w:tc>
+          <w:tcPr/>
+          <w:p>
+            <w:pPr>
+              <w:pStyle w:val="Compact"/>
+              <w:jc w:val="left"/>
+            </w:pPr>
+            <w:r>
+              <w:t xml:space="preserve">Working, entry by entry</w:t>
+            </w:r>
+          </w:p>
+        </w:tc>
+      </w:tr>
       <w:tr>
         <w:tc>
           <w:tcPr/>
@@ -8804,7 +8833,11 @@
           <w:p>
             <w:pPr>
               <w:pStyle w:val="Compact"/>
+              <w:jc w:val="left"/>
             </w:pPr>
+            <w:r>
+              <w:t xml:space="preserve">Independent?</w:t>
+            </w:r>
           </w:p>
         </w:tc>
       </w:tr>
@@ -8841,7 +8874,7 @@
               <w:jc w:val="left"/>
             </w:pPr>
             <w:r>
-              <w:t xml:space="preserve">←</w:t>
+              <w:t xml:space="preserve">— (the baseline)</w:t>
             </w:r>
           </w:p>
         </w:tc>
@@ -8879,17 +8912,11 @@
               <w:jc w:val="left"/>
             </w:pPr>
             <w:r>
-              <w:t xml:space="preserve">←</w:t>
-            </w:r>
-            <w:r>
-              <w:t xml:space="preserve"> </w:t>
-            </w:r>
-            <w:r>
               <w:rPr>
                 <w:bCs/>
                 <w:b/>
               </w:rPr>
-              <w:t xml:space="preserve">same</w:t>
+              <w:t xml:space="preserve">no — same premise</w:t>
             </w:r>
           </w:p>
         </w:tc>
@@ -8927,17 +8954,11 @@
               <w:jc w:val="left"/>
             </w:pPr>
             <w:r>
-              <w:t xml:space="preserve">←</w:t>
-            </w:r>
-            <w:r>
-              <w:t xml:space="preserve"> </w:t>
-            </w:r>
-            <w:r>
               <w:rPr>
                 <w:bCs/>
                 <w:b/>
               </w:rPr>
-              <w:t xml:space="preserve">same</w:t>
+              <w:t xml:space="preserve">no — same premise</w:t>
             </w:r>
           </w:p>
         </w:tc>
@@ -8975,7 +8996,11 @@
               <w:jc w:val="left"/>
             </w:pPr>
             <w:r>
-              <w:t xml:space="preserve">✔ different</w:t>
+              <w:rPr>
+                <w:bCs/>
+                <w:b/>
+              </w:rPr>
+              <w:t xml:space="preserve">yes</w:t>
             </w:r>
           </w:p>
         </w:tc>
@@ -12209,19 +12234,234 @@
         </w:pict>
       </w:r>
     </w:p>
+    <w:bookmarkEnd w:id="67"/>
+    <w:bookmarkStart w:id="68" w:name="revision-history"/>
+    <w:p>
+      <w:pPr>
+        <w:pStyle w:val="Heading1"/>
+      </w:pPr>
+      <w:r>
+        <w:t xml:space="preserve">11. Revision History</w:t>
+      </w:r>
+    </w:p>
     <w:p>
       <w:pPr>
         <w:pStyle w:val="FirstParagraph"/>
+      </w:pPr>
+      <w:r>
+        <w:rPr>
+          <w:bCs/>
+          <w:b/>
+        </w:rPr>
+        <w:t xml:space="preserve">Version 3.</w:t>
+      </w:r>
+      <w:r>
+        <w:t xml:space="preserve"> </w:t>
+      </w:r>
+      <w:r>
+        <w:rPr>
+          <w:bCs/>
+          <w:b/>
+        </w:rPr>
+        <w:t xml:space="preserve">Table audit.</w:t>
+      </w:r>
+      <w:r>
+        <w:t xml:space="preserve"> </w:t>
+      </w:r>
+      <w:r>
+        <w:t xml:space="preserve">Every table in this module was checked for blank cells and for rows whose width did not match their header.</w:t>
+      </w:r>
+      <w:r>
+        <w:t xml:space="preserve"> </w:t>
+      </w:r>
+      <w:r>
+        <w:rPr>
+          <w:bCs/>
+          <w:b/>
+        </w:rPr>
+        <w:t xml:space="preserve">The fault found was blank column headings</w:t>
+      </w:r>
+      <w:r>
+        <w:t xml:space="preserve"> </w:t>
+      </w:r>
+      <w:r>
+        <w:t xml:space="preserve">— a column with no heading reads as missing information, and in a rendered document it simply appears empty. All are now labelled.</w:t>
+      </w:r>
+    </w:p>
+    <w:p>
+      <w:pPr>
+        <w:pStyle w:val="BodyText"/>
       </w:pPr>
       <w:r>
         <w:rPr>
           <w:iCs/>
           <w:i/>
         </w:rPr>
-        <w:t xml:space="preserve">End of Module 3, Version 2.</w:t>
-      </w:r>
-    </w:p>
-    <w:bookmarkEnd w:id="67"/>
+        <w:t xml:space="preserve">Method note, since it matters more than the fix:</w:t>
+      </w:r>
+      <w:r>
+        <w:t xml:space="preserve"> </w:t>
+      </w:r>
+      <w:r>
+        <w:t xml:space="preserve">the first hypothesis was that a</w:t>
+      </w:r>
+      <w:r>
+        <w:t xml:space="preserve"> </w:t>
+      </w:r>
+      <w:r>
+        <w:rPr>
+          <w:rStyle w:val="VerbatimChar"/>
+        </w:rPr>
+        <w:t xml:space="preserve">|</w:t>
+      </w:r>
+      <w:r>
+        <w:t xml:space="preserve"> </w:t>
+      </w:r>
+      <w:r>
+        <w:t xml:space="preserve">inside mathematics was splitting cells, which would have been a serious and silent corruption.</w:t>
+      </w:r>
+      <w:r>
+        <w:t xml:space="preserve"> </w:t>
+      </w:r>
+      <w:r>
+        <w:rPr>
+          <w:bCs/>
+          <w:b/>
+        </w:rPr>
+        <w:t xml:space="preserve">That was checked against the rendered document and proved false</w:t>
+      </w:r>
+      <w:r>
+        <w:t xml:space="preserve"> </w:t>
+      </w:r>
+      <w:r>
+        <w:t xml:space="preserve">— the converter’s cell-splitter is mathematics-aware. Had the fix been applied on the hypothesis rather than on the evidence, it would have mangled every notation in the syllabus to solve a problem that did not exist.</w:t>
+      </w:r>
+    </w:p>
+    <w:p>
+      <w:pPr>
+        <w:pStyle w:val="BodyText"/>
+      </w:pPr>
+      <w:r>
+        <w:t xml:space="preserve">Two tables corrected: §2.5’s working table had</w:t>
+      </w:r>
+      <w:r>
+        <w:t xml:space="preserve"> </w:t>
+      </w:r>
+      <w:r>
+        <w:rPr>
+          <w:bCs/>
+          <w:b/>
+        </w:rPr>
+        <w:t xml:space="preserve">both</w:t>
+      </w:r>
+      <w:r>
+        <w:t xml:space="preserve"> </w:t>
+      </w:r>
+      <w:r>
+        <w:t xml:space="preserve">column headings blank (now</w:t>
+      </w:r>
+      <w:r>
+        <w:t xml:space="preserve"> </w:t>
+      </w:r>
+      <w:r>
+        <w:rPr>
+          <w:bCs/>
+          <w:b/>
+        </w:rPr>
+        <w:t xml:space="preserve">Level</w:t>
+      </w:r>
+      <w:r>
+        <w:t xml:space="preserve"> </w:t>
+      </w:r>
+      <w:r>
+        <w:t xml:space="preserve">and</w:t>
+      </w:r>
+      <w:r>
+        <w:t xml:space="preserve"> </w:t>
+      </w:r>
+      <w:r>
+        <w:rPr>
+          <w:bCs/>
+          <w:b/>
+        </w:rPr>
+        <w:t xml:space="preserve">Working, entry by entry</w:t>
+      </w:r>
+      <w:r>
+        <w:t xml:space="preserve">), and §7’s independence table had an unlabelled verdict column carrying only arrows and ticks — now headed</w:t>
+      </w:r>
+      <w:r>
+        <w:t xml:space="preserve"> </w:t>
+      </w:r>
+      <w:r>
+        <w:rPr>
+          <w:bCs/>
+          <w:b/>
+        </w:rPr>
+        <w:t xml:space="preserve">Independent?</w:t>
+      </w:r>
+      <w:r>
+        <w:t xml:space="preserve"> </w:t>
+      </w:r>
+      <w:r>
+        <w:t xml:space="preserve">with the verdicts written as words, matching the equivalent table in Module 1 §9.7.</w:t>
+      </w:r>
+    </w:p>
+    <w:p>
+      <w:pPr>
+        <w:pStyle w:val="BodyText"/>
+      </w:pPr>
+      <w:r>
+        <w:rPr>
+          <w:bCs/>
+          <w:b/>
+        </w:rPr>
+        <w:t xml:space="preserve">Version 2.</w:t>
+      </w:r>
+      <w:r>
+        <w:t xml:space="preserve"> </w:t>
+      </w:r>
+      <w:r>
+        <w:t xml:space="preserve">The counting-side twin of the independence test added as §7.1.</w:t>
+      </w:r>
+    </w:p>
+    <w:p>
+      <w:pPr>
+        <w:pStyle w:val="BodyText"/>
+      </w:pPr>
+      <w:r>
+        <w:rPr>
+          <w:bCs/>
+          <w:b/>
+        </w:rPr>
+        <w:t xml:space="preserve">Version 1.</w:t>
+      </w:r>
+      <w:r>
+        <w:t xml:space="preserve"> </w:t>
+      </w:r>
+      <w:r>
+        <w:t xml:space="preserve">Initial issue.</w:t>
+      </w:r>
+    </w:p>
+    <w:p>
+      <w:r>
+        <w:pict>
+          <v:rect style="width:0;height:1.5pt" o:hralign="center" o:hrstd="t" o:hr="t"/>
+        </w:pict>
+      </w:r>
+    </w:p>
+    <w:p>
+      <w:pPr>
+        <w:pStyle w:val="FirstParagraph"/>
+      </w:pPr>
+      <w:r>
+        <w:rPr>
+          <w:iCs/>
+          <w:i/>
+        </w:rPr>
+        <w:t xml:space="preserve">End of Module 3, Version 3.</w:t>
+      </w:r>
+    </w:p>
+    <w:bookmarkEnd w:id="68"/>
     <w:sectPr/>
   </w:body>
 </w:document>

--- a/String Mathematics/Syllabus-Learning/module-3/String-Mathematics-Module-3-Tuned-Comparisons.docx
+++ b/String Mathematics/Syllabus-Learning/module-3/String-Mathematics-Module-3-Tuned-Comparisons.docx
@@ -187,7 +187,7 @@
         <w:t xml:space="preserve"> </w:t>
       </w:r>
       <w:r>
-        <w:t xml:space="preserve">3</w:t>
+        <w:t xml:space="preserve">4</w:t>
       </w:r>
     </w:p>
     <w:sdt>
@@ -243,7 +243,7 @@
           <w:bCs/>
           <w:b/>
         </w:rPr>
-        <w:t xml:space="preserve">Version 3.</w:t>
+        <w:t xml:space="preserve">Version 4.</w:t>
       </w:r>
       <w:r>
         <w:t xml:space="preserve"> </w:t>
@@ -2448,8 +2448,8 @@
         <w:jc w:val="start"/>
       </w:tblPr>
       <w:tblGrid>
-        <w:gridCol w:w="3960"/>
-        <w:gridCol w:w="3960"/>
+        <w:gridCol w:w="950"/>
+        <w:gridCol w:w="6969"/>
       </w:tblGrid>
       <w:tr>
         <w:trPr>
@@ -3960,9 +3960,9 @@
       </w:tblPr>
       <w:tblGrid>
         <w:gridCol w:w="1980"/>
-        <w:gridCol w:w="1980"/>
-        <w:gridCol w:w="1980"/>
-        <w:gridCol w:w="1980"/>
+        <w:gridCol w:w="2376"/>
+        <w:gridCol w:w="475"/>
+        <w:gridCol w:w="3088"/>
       </w:tblGrid>
       <w:tr>
         <w:trPr>
@@ -5827,10 +5827,10 @@
         <w:jc w:val="start"/>
       </w:tblPr>
       <w:tblGrid>
-        <w:gridCol w:w="1980"/>
-        <w:gridCol w:w="1980"/>
-        <w:gridCol w:w="1980"/>
-        <w:gridCol w:w="1980"/>
+        <w:gridCol w:w="554"/>
+        <w:gridCol w:w="2455"/>
+        <w:gridCol w:w="2455"/>
+        <w:gridCol w:w="2455"/>
       </w:tblGrid>
       <w:tr>
         <w:trPr>
@@ -7653,10 +7653,10 @@
         <w:jc w:val="start"/>
       </w:tblPr>
       <w:tblGrid>
-        <w:gridCol w:w="1980"/>
-        <w:gridCol w:w="1980"/>
-        <w:gridCol w:w="1980"/>
-        <w:gridCol w:w="1980"/>
+        <w:gridCol w:w="316"/>
+        <w:gridCol w:w="6494"/>
+        <w:gridCol w:w="633"/>
+        <w:gridCol w:w="475"/>
       </w:tblGrid>
       <w:tr>
         <w:trPr>
@@ -8796,9 +8796,9 @@
         <w:jc w:val="start"/>
       </w:tblPr>
       <w:tblGrid>
-        <w:gridCol w:w="2640"/>
-        <w:gridCol w:w="2640"/>
-        <w:gridCol w:w="2640"/>
+        <w:gridCol w:w="2772"/>
+        <w:gridCol w:w="3247"/>
+        <w:gridCol w:w="1900"/>
       </w:tblGrid>
       <w:tr>
         <w:trPr>
@@ -11055,13 +11055,13 @@
     <w:tbl>
       <w:tblPr>
         <w:tblStyle w:val="Table"/>
-        <w:tblW w:type="auto" w:w="0"/>
+        <w:tblW w:type="pct" w:w="5000"/>
         <w:tblLook w:firstRow="1" w:lastRow="0" w:firstColumn="0" w:lastColumn="0" w:noHBand="0" w:noVBand="0" w:val="0020"/>
         <w:jc w:val="start"/>
       </w:tblPr>
       <w:tblGrid>
-        <w:gridCol w:w="3960"/>
-        <w:gridCol w:w="3960"/>
+        <w:gridCol w:w="2217"/>
+        <w:gridCol w:w="5702"/>
       </w:tblGrid>
       <w:tr>
         <w:trPr>
@@ -11275,8 +11275,8 @@
         <w:jc w:val="start"/>
       </w:tblPr>
       <w:tblGrid>
-        <w:gridCol w:w="3960"/>
-        <w:gridCol w:w="3960"/>
+        <w:gridCol w:w="1425"/>
+        <w:gridCol w:w="6494"/>
       </w:tblGrid>
       <w:tr>
         <w:trPr>
@@ -11447,8 +11447,8 @@
         <w:jc w:val="start"/>
       </w:tblPr>
       <w:tblGrid>
-        <w:gridCol w:w="3960"/>
-        <w:gridCol w:w="3960"/>
+        <w:gridCol w:w="4276"/>
+        <w:gridCol w:w="3643"/>
       </w:tblGrid>
       <w:tr>
         <w:trPr>
@@ -12253,6 +12253,101 @@
           <w:bCs/>
           <w:b/>
         </w:rPr>
+        <w:t xml:space="preserve">Version 4.</w:t>
+      </w:r>
+      <w:r>
+        <w:t xml:space="preserve"> </w:t>
+      </w:r>
+      <w:r>
+        <w:rPr>
+          <w:bCs/>
+          <w:b/>
+        </w:rPr>
+        <w:t xml:space="preserve">Column widths.</w:t>
+      </w:r>
+      <w:r>
+        <w:t xml:space="preserve"> </w:t>
+      </w:r>
+      <w:r>
+        <w:t xml:space="preserve">The table audit in the previous version corrected blank headings but left a second fault untouched, because it examined the</w:t>
+      </w:r>
+      <w:r>
+        <w:t xml:space="preserve"> </w:t>
+      </w:r>
+      <w:r>
+        <w:rPr>
+          <w:iCs/>
+          <w:i/>
+        </w:rPr>
+        <w:t xml:space="preserve">source</w:t>
+      </w:r>
+      <w:r>
+        <w:t xml:space="preserve"> </w:t>
+      </w:r>
+      <w:r>
+        <w:t xml:space="preserve">rather than the</w:t>
+      </w:r>
+      <w:r>
+        <w:t xml:space="preserve"> </w:t>
+      </w:r>
+      <w:r>
+        <w:rPr>
+          <w:iCs/>
+          <w:i/>
+        </w:rPr>
+        <w:t xml:space="preserve">rendered document</w:t>
+      </w:r>
+      <w:r>
+        <w:t xml:space="preserve">.</w:t>
+      </w:r>
+      <w:r>
+        <w:t xml:space="preserve"> </w:t>
+      </w:r>
+      <w:r>
+        <w:rPr>
+          <w:bCs/>
+          <w:b/>
+        </w:rPr>
+        <w:t xml:space="preserve">Every table was being given equal column widths</w:t>
+      </w:r>
+      <w:r>
+        <w:t xml:space="preserve"> </w:t>
+      </w:r>
+      <w:r>
+        <w:t xml:space="preserve">— a uniform separator row carries no width information, so the converter divided the page evenly regardless of content. A column holding one symbol received the same space as one holding a full sentence, which crushed the long columns and left equations without room to display.</w:t>
+      </w:r>
+      <w:r>
+        <w:t xml:space="preserve"> </w:t>
+      </w:r>
+      <w:r>
+        <w:rPr>
+          <w:bCs/>
+          <w:b/>
+        </w:rPr>
+        <w:t xml:space="preserve">All 35 tables now carry separator widths proportional to their actual content.</w:t>
+      </w:r>
+    </w:p>
+    <w:p>
+      <w:pPr>
+        <w:pStyle w:val="BodyText"/>
+      </w:pPr>
+      <w:r>
+        <w:rPr>
+          <w:iCs/>
+          <w:i/>
+        </w:rPr>
+        <w:t xml:space="preserve">The source was correct throughout. What was wrong was the space the content was given to appear in — which is why a check on the source could not find it.</w:t>
+      </w:r>
+    </w:p>
+    <w:p>
+      <w:pPr>
+        <w:pStyle w:val="BodyText"/>
+      </w:pPr>
+      <w:r>
+        <w:rPr>
+          <w:bCs/>
+          <w:b/>
+        </w:rPr>
         <w:t xml:space="preserve">Version 3.</w:t>
       </w:r>
       <w:r>
@@ -12458,7 +12553,7 @@
           <w:iCs/>
           <w:i/>
         </w:rPr>
-        <w:t xml:space="preserve">End of Module 3, Version 3.</w:t>
+        <w:t xml:space="preserve">End of Module 3, Version 4.</w:t>
       </w:r>
     </w:p>
     <w:bookmarkEnd w:id="68"/>
